--- a/Documentation_TP1_Scanner_reseau_IA.docx
+++ b/Documentation_TP1_Scanner_reseau_IA.docx
@@ -754,6 +754,60 @@
         <w:t>Usage réservé au laboratoire : l'application ne scanne que la machine de démonstration du TP.</w:t>
       </w:r>
     </w:p>
+    <w:p/>
+    <w:p>
+      <w:pPr>
+        <w:jc w:val="center"/>
+      </w:pPr>
+      <w:r>
+        <w:drawing>
+          <wp:inline xmlns:a="http://schemas.openxmlformats.org/drawingml/2006/main" xmlns:pic="http://schemas.openxmlformats.org/drawingml/2006/picture">
+            <wp:extent cx="5669280" cy="3543300"/>
+            <wp:docPr id="6" name="Picture 6"/>
+            <wp:cNvGraphicFramePr>
+              <a:graphicFrameLocks noChangeAspect="1"/>
+            </wp:cNvGraphicFramePr>
+            <a:graphic>
+              <a:graphicData uri="http://schemas.openxmlformats.org/drawingml/2006/picture">
+                <pic:pic>
+                  <pic:nvPicPr>
+                    <pic:cNvPr id="0" name="06_erreur.png"/>
+                    <pic:cNvPicPr/>
+                  </pic:nvPicPr>
+                  <pic:blipFill>
+                    <a:blip r:embed="rId14"/>
+                    <a:stretch>
+                      <a:fillRect/>
+                    </a:stretch>
+                  </pic:blipFill>
+                  <pic:spPr>
+                    <a:xfrm>
+                      <a:off x="0" y="0"/>
+                      <a:ext cx="5669280" cy="3543300"/>
+                    </a:xfrm>
+                    <a:prstGeom prst="rect"/>
+                  </pic:spPr>
+                </pic:pic>
+              </a:graphicData>
+            </a:graphic>
+          </wp:inline>
+        </w:drawing>
+      </w:r>
+    </w:p>
+    <w:p>
+      <w:pPr>
+        <w:jc w:val="center"/>
+      </w:pPr>
+      <w:r>
+        <w:rPr>
+          <w:i/>
+          <w:color w:val="5F6368"/>
+          <w:sz w:val="18"/>
+        </w:rPr>
+        <w:t>Figure 6 — Tentative de scan sur une cible hors liste blanche : refus renvoyé en 403 avec message explicite dans l'interface, icône d'avertissement incluse.</w:t>
+      </w:r>
+    </w:p>
+    <w:p/>
     <w:p>
       <w:pPr>
         <w:pStyle w:val="Heading1"/>
@@ -1039,7 +1093,7 @@
           <w:b w:val="0"/>
           <w:i w:val="0"/>
         </w:rPr>
-        <w:t>Les Figures 1 à 5 de ce document sont déjà en place. Si vous reprenez vos propres captures (par exemple avec vos vraies réponses IA ou vos propres résultats de scan), voici le placement recommandé :</w:t>
+        <w:t>Les Figures 1 à 6 de ce document sont déjà en place. Si vous reprenez vos propres captures (par exemple avec vos vraies réponses IA ou vos propres résultats de scan), voici le placement recommandé :</w:t>
       </w:r>
     </w:p>
     <w:tbl>
@@ -1271,7 +1325,7 @@
           </w:tcPr>
           <w:p>
             <w:r>
-              <w:t>Section 5 (Sécurité), à ajouter en Figure 6</w:t>
+              <w:t>Section 5 (Sécurité) — remplace Figure 6</w:t>
             </w:r>
           </w:p>
         </w:tc>

--- a/Documentation_TP1_Scanner_reseau_IA.docx
+++ b/Documentation_TP1_Scanner_reseau_IA.docx
@@ -310,7 +310,7 @@
         <w:pStyle w:val="ListBullet"/>
       </w:pPr>
       <w:r>
-        <w:t>Barre supérieure : logo dégradé, titre du carnet « TP1 — Scan réseau enrichi par IA » et, à droite, le rappel visuel de la liste blanche.</w:t>
+        <w:t>Barre supérieure : logo de l'application (moustique), titre du carnet « TP1 Scan réseau enrichi par IA » et, à droite, le rappel visuel de la liste blanche.</w:t>
       </w:r>
     </w:p>
     <w:p>

--- a/Documentation_TP1_Scanner_reseau_IA.docx
+++ b/Documentation_TP1_Scanner_reseau_IA.docx
@@ -86,7 +86,438 @@
         <w:pStyle w:val="Heading1"/>
       </w:pPr>
       <w:r>
-        <w:t>2. Fonctionnement</w:t>
+        <w:t>2. Mise en place : installation et démarrage</w:t>
+      </w:r>
+    </w:p>
+    <w:p>
+      <w:r>
+        <w:rPr>
+          <w:b w:val="0"/>
+          <w:i w:val="0"/>
+        </w:rPr>
+        <w:t>L'application tient dans un fichier unique (app.py) mais s'appuie sur Python 3, le binaire Nmap et quatre paquets Python. Les captures qui suivent sont de vraies sessions de terminal du laboratoire, prises commande par commande.</w:t>
+      </w:r>
+    </w:p>
+    <w:p>
+      <w:pPr>
+        <w:pStyle w:val="Heading2"/>
+      </w:pPr>
+      <w:r>
+        <w:t>2.1 Prérequis : Python 3 et Nmap</w:t>
+      </w:r>
+    </w:p>
+    <w:p>
+      <w:pPr>
+        <w:pStyle w:val="ListBullet"/>
+      </w:pPr>
+      <w:r>
+        <w:t>Python 3.10 ou plus récent (3.13 dans le laboratoire) et Nmap doivent être présents sur la machine ; pip est fourni avec Python.</w:t>
+      </w:r>
+    </w:p>
+    <w:p>
+      <w:pPr>
+        <w:jc w:val="center"/>
+      </w:pPr>
+      <w:r>
+        <w:drawing>
+          <wp:inline xmlns:a="http://schemas.openxmlformats.org/drawingml/2006/main" xmlns:pic="http://schemas.openxmlformats.org/drawingml/2006/picture">
+            <wp:extent cx="5669280" cy="2486752"/>
+            <wp:docPr id="1" name="Picture 1"/>
+            <wp:cNvGraphicFramePr>
+              <a:graphicFrameLocks noChangeAspect="1"/>
+            </wp:cNvGraphicFramePr>
+            <a:graphic>
+              <a:graphicData uri="http://schemas.openxmlformats.org/drawingml/2006/picture">
+                <pic:pic>
+                  <pic:nvPicPr>
+                    <pic:cNvPr id="0" name="term_01_python.png"/>
+                    <pic:cNvPicPr/>
+                  </pic:nvPicPr>
+                  <pic:blipFill>
+                    <a:blip r:embed="rId9"/>
+                    <a:stretch>
+                      <a:fillRect/>
+                    </a:stretch>
+                  </pic:blipFill>
+                  <pic:spPr>
+                    <a:xfrm>
+                      <a:off x="0" y="0"/>
+                      <a:ext cx="5669280" cy="2486752"/>
+                    </a:xfrm>
+                    <a:prstGeom prst="rect"/>
+                  </pic:spPr>
+                </pic:pic>
+              </a:graphicData>
+            </a:graphic>
+          </wp:inline>
+        </w:drawing>
+      </w:r>
+    </w:p>
+    <w:p>
+      <w:pPr>
+        <w:jc w:val="center"/>
+      </w:pPr>
+      <w:r>
+        <w:rPr>
+          <w:i/>
+          <w:color w:val="5F6368"/>
+          <w:sz w:val="18"/>
+        </w:rPr>
+        <w:t>Figure 1 — Vérification des prérequis (python3 --version, nmap --version) et commande d'installation si l'un des deux manque.</w:t>
+      </w:r>
+    </w:p>
+    <w:p/>
+    <w:p>
+      <w:pPr>
+        <w:pStyle w:val="Heading2"/>
+      </w:pPr>
+      <w:r>
+        <w:t>2.2 Création de l'environnement virtuel</w:t>
+      </w:r>
+    </w:p>
+    <w:p>
+      <w:pPr>
+        <w:pStyle w:val="ListBullet"/>
+      </w:pPr>
+      <w:r>
+        <w:t>La commande « python3 -m venv venv » crée un interpréteur isolé dans le dossier venv/ : les dépendances du TP n'entrent jamais en conflit avec celles du système.</w:t>
+      </w:r>
+    </w:p>
+    <w:p>
+      <w:pPr>
+        <w:jc w:val="center"/>
+      </w:pPr>
+      <w:r>
+        <w:drawing>
+          <wp:inline xmlns:a="http://schemas.openxmlformats.org/drawingml/2006/main" xmlns:pic="http://schemas.openxmlformats.org/drawingml/2006/picture">
+            <wp:extent cx="5669280" cy="2892621"/>
+            <wp:docPr id="2" name="Picture 2"/>
+            <wp:cNvGraphicFramePr>
+              <a:graphicFrameLocks noChangeAspect="1"/>
+            </wp:cNvGraphicFramePr>
+            <a:graphic>
+              <a:graphicData uri="http://schemas.openxmlformats.org/drawingml/2006/picture">
+                <pic:pic>
+                  <pic:nvPicPr>
+                    <pic:cNvPr id="0" name="term_02_venv.png"/>
+                    <pic:cNvPicPr/>
+                  </pic:nvPicPr>
+                  <pic:blipFill>
+                    <a:blip r:embed="rId10"/>
+                    <a:stretch>
+                      <a:fillRect/>
+                    </a:stretch>
+                  </pic:blipFill>
+                  <pic:spPr>
+                    <a:xfrm>
+                      <a:off x="0" y="0"/>
+                      <a:ext cx="5669280" cy="2892621"/>
+                    </a:xfrm>
+                    <a:prstGeom prst="rect"/>
+                  </pic:spPr>
+                </pic:pic>
+              </a:graphicData>
+            </a:graphic>
+          </wp:inline>
+        </w:drawing>
+      </w:r>
+    </w:p>
+    <w:p>
+      <w:pPr>
+        <w:jc w:val="center"/>
+      </w:pPr>
+      <w:r>
+        <w:rPr>
+          <w:i/>
+          <w:color w:val="5F6368"/>
+          <w:sz w:val="18"/>
+        </w:rPr>
+        <w:t>Figure 2 — Création de l'environnement virtuel ; venv/bin contient l'interpréteur et pip dédiés au projet.</w:t>
+      </w:r>
+    </w:p>
+    <w:p/>
+    <w:p>
+      <w:pPr>
+        <w:pStyle w:val="Heading2"/>
+      </w:pPr>
+      <w:r>
+        <w:t>2.3 Activation de l'environnement</w:t>
+      </w:r>
+    </w:p>
+    <w:p>
+      <w:pPr>
+        <w:pStyle w:val="ListBullet"/>
+      </w:pPr>
+      <w:r>
+        <w:t>« source venv/bin/activate » préfixe le prompt par (venv) : les commandes python et pip visent alors l'environnement du projet, comme le confirme which python.</w:t>
+      </w:r>
+    </w:p>
+    <w:p>
+      <w:pPr>
+        <w:jc w:val="center"/>
+      </w:pPr>
+      <w:r>
+        <w:drawing>
+          <wp:inline xmlns:a="http://schemas.openxmlformats.org/drawingml/2006/main" xmlns:pic="http://schemas.openxmlformats.org/drawingml/2006/picture">
+            <wp:extent cx="5669280" cy="2757332"/>
+            <wp:docPr id="3" name="Picture 3"/>
+            <wp:cNvGraphicFramePr>
+              <a:graphicFrameLocks noChangeAspect="1"/>
+            </wp:cNvGraphicFramePr>
+            <a:graphic>
+              <a:graphicData uri="http://schemas.openxmlformats.org/drawingml/2006/picture">
+                <pic:pic>
+                  <pic:nvPicPr>
+                    <pic:cNvPr id="0" name="term_03_activation.png"/>
+                    <pic:cNvPicPr/>
+                  </pic:nvPicPr>
+                  <pic:blipFill>
+                    <a:blip r:embed="rId11"/>
+                    <a:stretch>
+                      <a:fillRect/>
+                    </a:stretch>
+                  </pic:blipFill>
+                  <pic:spPr>
+                    <a:xfrm>
+                      <a:off x="0" y="0"/>
+                      <a:ext cx="5669280" cy="2757332"/>
+                    </a:xfrm>
+                    <a:prstGeom prst="rect"/>
+                  </pic:spPr>
+                </pic:pic>
+              </a:graphicData>
+            </a:graphic>
+          </wp:inline>
+        </w:drawing>
+      </w:r>
+    </w:p>
+    <w:p>
+      <w:pPr>
+        <w:jc w:val="center"/>
+      </w:pPr>
+      <w:r>
+        <w:rPr>
+          <w:i/>
+          <w:color w:val="5F6368"/>
+          <w:sz w:val="18"/>
+        </w:rPr>
+        <w:t>Figure 3 — Activation de l'environnement ; le prompt (venv) et le chemin retourné par which python confirment l'interpréteur isolé.</w:t>
+      </w:r>
+    </w:p>
+    <w:p/>
+    <w:p>
+      <w:pPr>
+        <w:pStyle w:val="Heading2"/>
+      </w:pPr>
+      <w:r>
+        <w:t>2.4 Installation des dépendances</w:t>
+      </w:r>
+    </w:p>
+    <w:p>
+      <w:pPr>
+        <w:pStyle w:val="ListBullet"/>
+      </w:pPr>
+      <w:r>
+        <w:t>« pip install -r requirements.txt » installe les quatre dépendances directes versionnées (Flask, python-nmap, Markdown, groq) ; « pip check » contrôle ensuite la cohérence de l'ensemble installé.</w:t>
+      </w:r>
+    </w:p>
+    <w:p>
+      <w:pPr>
+        <w:jc w:val="center"/>
+      </w:pPr>
+      <w:r>
+        <w:drawing>
+          <wp:inline xmlns:a="http://schemas.openxmlformats.org/drawingml/2006/main" xmlns:pic="http://schemas.openxmlformats.org/drawingml/2006/picture">
+            <wp:extent cx="5669280" cy="3717244"/>
+            <wp:docPr id="4" name="Picture 4"/>
+            <wp:cNvGraphicFramePr>
+              <a:graphicFrameLocks noChangeAspect="1"/>
+            </wp:cNvGraphicFramePr>
+            <a:graphic>
+              <a:graphicData uri="http://schemas.openxmlformats.org/drawingml/2006/picture">
+                <pic:pic>
+                  <pic:nvPicPr>
+                    <pic:cNvPr id="0" name="term_04_dependances.png"/>
+                    <pic:cNvPicPr/>
+                  </pic:nvPicPr>
+                  <pic:blipFill>
+                    <a:blip r:embed="rId12"/>
+                    <a:stretch>
+                      <a:fillRect/>
+                    </a:stretch>
+                  </pic:blipFill>
+                  <pic:spPr>
+                    <a:xfrm>
+                      <a:off x="0" y="0"/>
+                      <a:ext cx="5669280" cy="3717244"/>
+                    </a:xfrm>
+                    <a:prstGeom prst="rect"/>
+                  </pic:spPr>
+                </pic:pic>
+              </a:graphicData>
+            </a:graphic>
+          </wp:inline>
+        </w:drawing>
+      </w:r>
+    </w:p>
+    <w:p>
+      <w:pPr>
+        <w:jc w:val="center"/>
+      </w:pPr>
+      <w:r>
+        <w:rPr>
+          <w:i/>
+          <w:color w:val="5F6368"/>
+          <w:sz w:val="18"/>
+        </w:rPr>
+        <w:t>Figure 4 — Installation des dépendances (« Successfully installed ») puis vérification « No broken requirements found. »</w:t>
+      </w:r>
+    </w:p>
+    <w:p/>
+    <w:p>
+      <w:pPr>
+        <w:pStyle w:val="Heading2"/>
+      </w:pPr>
+      <w:r>
+        <w:t>2.5 Le code source</w:t>
+      </w:r>
+    </w:p>
+    <w:p>
+      <w:pPr>
+        <w:pStyle w:val="ListBullet"/>
+      </w:pPr>
+      <w:r>
+        <w:t>app.py concentre serveur, logique métier et interface (gabarit HTML/CSS/JS) : la configuration est en tête de fichier — liste blanche CIBLES_AUTORISEES, modèle IA — puis viennent les services créés à la demande (scanner Nmap, client Groq).</w:t>
+      </w:r>
+    </w:p>
+    <w:p>
+      <w:pPr>
+        <w:jc w:val="center"/>
+      </w:pPr>
+      <w:r>
+        <w:drawing>
+          <wp:inline xmlns:a="http://schemas.openxmlformats.org/drawingml/2006/main" xmlns:pic="http://schemas.openxmlformats.org/drawingml/2006/picture">
+            <wp:extent cx="4937760" cy="4488873"/>
+            <wp:docPr id="5" name="Picture 5"/>
+            <wp:cNvGraphicFramePr>
+              <a:graphicFrameLocks noChangeAspect="1"/>
+            </wp:cNvGraphicFramePr>
+            <a:graphic>
+              <a:graphicData uri="http://schemas.openxmlformats.org/drawingml/2006/picture">
+                <pic:pic>
+                  <pic:nvPicPr>
+                    <pic:cNvPr id="0" name="term_05_code.png"/>
+                    <pic:cNvPicPr/>
+                  </pic:nvPicPr>
+                  <pic:blipFill>
+                    <a:blip r:embed="rId13"/>
+                    <a:stretch>
+                      <a:fillRect/>
+                    </a:stretch>
+                  </pic:blipFill>
+                  <pic:spPr>
+                    <a:xfrm>
+                      <a:off x="0" y="0"/>
+                      <a:ext cx="4937760" cy="4488873"/>
+                    </a:xfrm>
+                    <a:prstGeom prst="rect"/>
+                  </pic:spPr>
+                </pic:pic>
+              </a:graphicData>
+            </a:graphic>
+          </wp:inline>
+        </w:drawing>
+      </w:r>
+    </w:p>
+    <w:p>
+      <w:pPr>
+        <w:jc w:val="center"/>
+      </w:pPr>
+      <w:r>
+        <w:rPr>
+          <w:i/>
+          <w:color w:val="5F6368"/>
+          <w:sz w:val="18"/>
+        </w:rPr>
+        <w:t>Figure 5 — Extrait du code source : imports, configuration (cible autorisée, modèle Groq) et fonction de création du scanner Nmap.</w:t>
+      </w:r>
+    </w:p>
+    <w:p/>
+    <w:p>
+      <w:pPr>
+        <w:pStyle w:val="Heading2"/>
+      </w:pPr>
+      <w:r>
+        <w:t>2.6 Démarrage de l'application</w:t>
+      </w:r>
+    </w:p>
+    <w:p>
+      <w:pPr>
+        <w:pStyle w:val="ListBullet"/>
+      </w:pPr>
+      <w:r>
+        <w:t>La clé d'API Groq est exportée dans le shell, puis « python app.py » démarre le serveur Flask sur le port 5000 ; un curl de contrôle confirme que l'interface répond.</w:t>
+      </w:r>
+    </w:p>
+    <w:p>
+      <w:pPr>
+        <w:jc w:val="center"/>
+      </w:pPr>
+      <w:r>
+        <w:drawing>
+          <wp:inline xmlns:a="http://schemas.openxmlformats.org/drawingml/2006/main" xmlns:pic="http://schemas.openxmlformats.org/drawingml/2006/picture">
+            <wp:extent cx="5669280" cy="3163201"/>
+            <wp:docPr id="6" name="Picture 6"/>
+            <wp:cNvGraphicFramePr>
+              <a:graphicFrameLocks noChangeAspect="1"/>
+            </wp:cNvGraphicFramePr>
+            <a:graphic>
+              <a:graphicData uri="http://schemas.openxmlformats.org/drawingml/2006/picture">
+                <pic:pic>
+                  <pic:nvPicPr>
+                    <pic:cNvPr id="0" name="term_06_demarrage.png"/>
+                    <pic:cNvPicPr/>
+                  </pic:nvPicPr>
+                  <pic:blipFill>
+                    <a:blip r:embed="rId14"/>
+                    <a:stretch>
+                      <a:fillRect/>
+                    </a:stretch>
+                  </pic:blipFill>
+                  <pic:spPr>
+                    <a:xfrm>
+                      <a:off x="0" y="0"/>
+                      <a:ext cx="5669280" cy="3163201"/>
+                    </a:xfrm>
+                    <a:prstGeom prst="rect"/>
+                  </pic:spPr>
+                </pic:pic>
+              </a:graphicData>
+            </a:graphic>
+          </wp:inline>
+        </w:drawing>
+      </w:r>
+    </w:p>
+    <w:p>
+      <w:pPr>
+        <w:jc w:val="center"/>
+      </w:pPr>
+      <w:r>
+        <w:rPr>
+          <w:i/>
+          <w:color w:val="5F6368"/>
+          <w:sz w:val="18"/>
+        </w:rPr>
+        <w:t>Figure 6 — Démarrage : bannière Flask (« Running on http://127.0.0.1:5000 ») puis vérification par curl renvoyant HTTP 200. L'interface est ensuite accessible sur http://localhost:5000.</w:t>
+      </w:r>
+    </w:p>
+    <w:p/>
+    <w:p>
+      <w:pPr>
+        <w:pStyle w:val="Heading1"/>
+      </w:pPr>
+      <w:r>
+        <w:t>3. Fonctionnement</w:t>
       </w:r>
     </w:p>
     <w:p>
@@ -293,7 +724,7 @@
         <w:pStyle w:val="Heading1"/>
       </w:pPr>
       <w:r>
-        <w:t>3. Interface utilisateur (inspirée de NotebookLM)</w:t>
+        <w:t>4. Interface utilisateur (inspirée de NotebookLM)</w:t>
       </w:r>
     </w:p>
     <w:p>
@@ -342,7 +773,7 @@
         <w:pStyle w:val="Heading2"/>
       </w:pPr>
       <w:r>
-        <w:t>3.1 État initial (aucun scan)</w:t>
+        <w:t>4.1 État initial (aucun scan)</w:t>
       </w:r>
     </w:p>
     <w:p>
@@ -353,7 +784,7 @@
         <w:drawing>
           <wp:inline xmlns:a="http://schemas.openxmlformats.org/drawingml/2006/main" xmlns:pic="http://schemas.openxmlformats.org/drawingml/2006/picture">
             <wp:extent cx="5669280" cy="3543300"/>
-            <wp:docPr id="1" name="Picture 1"/>
+            <wp:docPr id="7" name="Picture 7"/>
             <wp:cNvGraphicFramePr>
               <a:graphicFrameLocks noChangeAspect="1"/>
             </wp:cNvGraphicFramePr>
@@ -365,7 +796,7 @@
                     <pic:cNvPicPr/>
                   </pic:nvPicPr>
                   <pic:blipFill>
-                    <a:blip r:embed="rId9"/>
+                    <a:blip r:embed="rId15"/>
                     <a:stretch>
                       <a:fillRect/>
                     </a:stretch>
@@ -394,7 +825,7 @@
           <w:color w:val="5F6368"/>
           <w:sz w:val="18"/>
         </w:rPr>
-        <w:t>Figure 1 — État initial : panneau Sources vide, message d'accueil de l'assistant, Studio en attente.</w:t>
+        <w:t>Figure 7 — État initial : panneau Sources vide, message d'accueil de l'assistant, Studio en attente.</w:t>
       </w:r>
     </w:p>
     <w:p/>
@@ -403,7 +834,7 @@
         <w:pStyle w:val="Heading2"/>
       </w:pPr>
       <w:r>
-        <w:t>3.2 Vue d'ensemble après un scan</w:t>
+        <w:t>4.2 Vue d'ensemble après un scan</w:t>
       </w:r>
     </w:p>
     <w:p>
@@ -414,7 +845,7 @@
         <w:drawing>
           <wp:inline xmlns:a="http://schemas.openxmlformats.org/drawingml/2006/main" xmlns:pic="http://schemas.openxmlformats.org/drawingml/2006/picture">
             <wp:extent cx="5669280" cy="3543300"/>
-            <wp:docPr id="2" name="Picture 2"/>
+            <wp:docPr id="8" name="Picture 8"/>
             <wp:cNvGraphicFramePr>
               <a:graphicFrameLocks noChangeAspect="1"/>
             </wp:cNvGraphicFramePr>
@@ -426,7 +857,7 @@
                     <pic:cNvPicPr/>
                   </pic:nvPicPr>
                   <pic:blipFill>
-                    <a:blip r:embed="rId10"/>
+                    <a:blip r:embed="rId16"/>
                     <a:stretch>
                       <a:fillRect/>
                     </a:stretch>
@@ -455,7 +886,7 @@
           <w:color w:val="5F6368"/>
           <w:sz w:val="18"/>
         </w:rPr>
-        <w:t>Figure 2 — Résultats du scan : 3 sources (ftp, ssh, http) à gauche, synthèse IA avec citations [n] au centre, statistiques et document de synthèse à droite.</w:t>
+        <w:t>Figure 8 — Résultats du scan : 3 sources (ftp, ssh, http) à gauche, synthèse IA avec citations [n] au centre, statistiques et document de synthèse à droite.</w:t>
       </w:r>
     </w:p>
     <w:p/>
@@ -464,7 +895,7 @@
         <w:pStyle w:val="Heading2"/>
       </w:pPr>
       <w:r>
-        <w:t>3.3 Discussion avec citations</w:t>
+        <w:t>4.3 Discussion avec citations</w:t>
       </w:r>
     </w:p>
     <w:p>
@@ -475,7 +906,7 @@
         <w:drawing>
           <wp:inline xmlns:a="http://schemas.openxmlformats.org/drawingml/2006/main" xmlns:pic="http://schemas.openxmlformats.org/drawingml/2006/picture">
             <wp:extent cx="5669280" cy="3543300"/>
-            <wp:docPr id="3" name="Picture 3"/>
+            <wp:docPr id="9" name="Picture 9"/>
             <wp:cNvGraphicFramePr>
               <a:graphicFrameLocks noChangeAspect="1"/>
             </wp:cNvGraphicFramePr>
@@ -487,7 +918,7 @@
                     <pic:cNvPicPr/>
                   </pic:nvPicPr>
                   <pic:blipFill>
-                    <a:blip r:embed="rId11"/>
+                    <a:blip r:embed="rId17"/>
                     <a:stretch>
                       <a:fillRect/>
                     </a:stretch>
@@ -516,7 +947,7 @@
           <w:color w:val="5F6368"/>
           <w:sz w:val="18"/>
         </w:rPr>
-        <w:t>Figure 3 — Question de suivi : réponse de l'IA citant ses sources ([1], [2], [3]) correspondant aux lignes cochées du panneau Sources.</w:t>
+        <w:t>Figure 9 — Question de suivi : réponse de l'IA citant ses sources ([1], [2], [3]) correspondant aux lignes cochées du panneau Sources.</w:t>
       </w:r>
     </w:p>
     <w:p/>
@@ -525,7 +956,7 @@
         <w:pStyle w:val="Heading2"/>
       </w:pPr>
       <w:r>
-        <w:t>3.4 Mode sombre</w:t>
+        <w:t>4.4 Mode sombre</w:t>
       </w:r>
     </w:p>
     <w:p>
@@ -536,7 +967,7 @@
         <w:drawing>
           <wp:inline xmlns:a="http://schemas.openxmlformats.org/drawingml/2006/main" xmlns:pic="http://schemas.openxmlformats.org/drawingml/2006/picture">
             <wp:extent cx="5669280" cy="3543300"/>
-            <wp:docPr id="4" name="Picture 4"/>
+            <wp:docPr id="10" name="Picture 10"/>
             <wp:cNvGraphicFramePr>
               <a:graphicFrameLocks noChangeAspect="1"/>
             </wp:cNvGraphicFramePr>
@@ -548,7 +979,7 @@
                     <pic:cNvPicPr/>
                   </pic:nvPicPr>
                   <pic:blipFill>
-                    <a:blip r:embed="rId12"/>
+                    <a:blip r:embed="rId18"/>
                     <a:stretch>
                       <a:fillRect/>
                     </a:stretch>
@@ -577,7 +1008,7 @@
           <w:color w:val="5F6368"/>
           <w:sz w:val="18"/>
         </w:rPr>
-        <w:t>Figure 4 — Thème sombre appliqué automatiquement selon la préférence du système (prefers-color-scheme).</w:t>
+        <w:t>Figure 10 — Thème sombre appliqué automatiquement selon la préférence du système (prefers-color-scheme).</w:t>
       </w:r>
     </w:p>
     <w:p/>
@@ -586,7 +1017,7 @@
         <w:pStyle w:val="Heading2"/>
       </w:pPr>
       <w:r>
-        <w:t>3.5 Version mobile / responsive</w:t>
+        <w:t>4.5 Version mobile / responsive</w:t>
       </w:r>
     </w:p>
     <w:p>
@@ -597,7 +1028,7 @@
         <w:drawing>
           <wp:inline xmlns:a="http://schemas.openxmlformats.org/drawingml/2006/main" xmlns:pic="http://schemas.openxmlformats.org/drawingml/2006/picture">
             <wp:extent cx="2011680" cy="7737231"/>
-            <wp:docPr id="5" name="Picture 5"/>
+            <wp:docPr id="11" name="Picture 11"/>
             <wp:cNvGraphicFramePr>
               <a:graphicFrameLocks noChangeAspect="1"/>
             </wp:cNvGraphicFramePr>
@@ -609,7 +1040,7 @@
                     <pic:cNvPicPr/>
                   </pic:nvPicPr>
                   <pic:blipFill>
-                    <a:blip r:embed="rId13"/>
+                    <a:blip r:embed="rId19"/>
                     <a:stretch>
                       <a:fillRect/>
                     </a:stretch>
@@ -638,7 +1069,7 @@
           <w:color w:val="5F6368"/>
           <w:sz w:val="18"/>
         </w:rPr>
-        <w:t>Figure 5 — Sous 860 px, les panneaux s'empilent verticalement : barre d'app, Sources, Discussion, Studio.</w:t>
+        <w:t>Figure 11 — Sous 860 px, les panneaux s'empilent verticalement : barre d'app, Sources, Discussion, Studio.</w:t>
       </w:r>
     </w:p>
     <w:p/>
@@ -647,7 +1078,7 @@
         <w:pStyle w:val="Heading1"/>
       </w:pPr>
       <w:r>
-        <w:t>4. Fonctionnalités détaillées</w:t>
+        <w:t>5. Fonctionnalités détaillées</w:t>
       </w:r>
     </w:p>
     <w:p>
@@ -711,7 +1142,7 @@
         <w:pStyle w:val="Heading1"/>
       </w:pPr>
       <w:r>
-        <w:t>5. Sécurité et conformité pédagogique</w:t>
+        <w:t>6. Sécurité et conformité pédagogique</w:t>
       </w:r>
     </w:p>
     <w:p>
@@ -763,7 +1194,7 @@
         <w:drawing>
           <wp:inline xmlns:a="http://schemas.openxmlformats.org/drawingml/2006/main" xmlns:pic="http://schemas.openxmlformats.org/drawingml/2006/picture">
             <wp:extent cx="5669280" cy="3543300"/>
-            <wp:docPr id="6" name="Picture 6"/>
+            <wp:docPr id="12" name="Picture 12"/>
             <wp:cNvGraphicFramePr>
               <a:graphicFrameLocks noChangeAspect="1"/>
             </wp:cNvGraphicFramePr>
@@ -775,7 +1206,7 @@
                     <pic:cNvPicPr/>
                   </pic:nvPicPr>
                   <pic:blipFill>
-                    <a:blip r:embed="rId14"/>
+                    <a:blip r:embed="rId20"/>
                     <a:stretch>
                       <a:fillRect/>
                     </a:stretch>
@@ -804,7 +1235,7 @@
           <w:color w:val="5F6368"/>
           <w:sz w:val="18"/>
         </w:rPr>
-        <w:t>Figure 6 — Tentative de scan sur une cible hors liste blanche : refus renvoyé en 403 avec message explicite dans l'interface, icône d'avertissement incluse.</w:t>
+        <w:t>Figure 12 — Tentative de scan sur une cible hors liste blanche : refus renvoyé en 403 avec message explicite dans l'interface, icône d'avertissement incluse.</w:t>
       </w:r>
     </w:p>
     <w:p/>
@@ -813,7 +1244,7 @@
         <w:pStyle w:val="Heading1"/>
       </w:pPr>
       <w:r>
-        <w:t>6. Architecture technique</w:t>
+        <w:t>7. Architecture technique</w:t>
       </w:r>
     </w:p>
     <w:tbl>
@@ -1052,6 +1483,28 @@
           </w:p>
         </w:tc>
       </w:tr>
+      <w:tr>
+        <w:tc>
+          <w:tcPr>
+            <w:tcW w:type="dxa" w:w="4320"/>
+          </w:tcPr>
+          <w:p>
+            <w:r>
+              <w:t>requirements.txt</w:t>
+            </w:r>
+          </w:p>
+        </w:tc>
+        <w:tc>
+          <w:tcPr>
+            <w:tcW w:type="dxa" w:w="4320"/>
+          </w:tcPr>
+          <w:p>
+            <w:r>
+              <w:t>Dépendances directes versionnées (Flask, python-nmap, Markdown, groq)</w:t>
+            </w:r>
+          </w:p>
+        </w:tc>
+      </w:tr>
     </w:tbl>
     <w:p/>
     <w:p>
@@ -1060,7 +1513,7 @@
           <w:b/>
           <w:i w:val="0"/>
         </w:rPr>
-        <w:t>Lancement :</w:t>
+        <w:t>Lancement (rappel — voir aussi la section 2) :</w:t>
       </w:r>
     </w:p>
     <w:p>
@@ -1076,7 +1529,7 @@
         <w:pStyle w:val="ListBullet"/>
       </w:pPr>
       <w:r>
-        <w:t>Puis ouvrir http://localhost:5000 — prérequis : binaire nmap installé, paquets flask, python-nmap, markdown, groq.</w:t>
+        <w:t>Puis ouvrir http://localhost:5000 — prérequis : binaire nmap installé, paquets du requirements.txt installés dans le venv.</w:t>
       </w:r>
     </w:p>
     <w:p>
@@ -1084,7 +1537,7 @@
         <w:pStyle w:val="Heading1"/>
       </w:pPr>
       <w:r>
-        <w:t>7. Où insérer les captures d'écran</w:t>
+        <w:t>8. Où insérer les captures d'écran</w:t>
       </w:r>
     </w:p>
     <w:p>
@@ -1093,7 +1546,7 @@
           <w:b w:val="0"/>
           <w:i w:val="0"/>
         </w:rPr>
-        <w:t>Les Figures 1 à 6 de ce document sont déjà en place. Si vous reprenez vos propres captures (par exemple avec vos vraies réponses IA ou vos propres résultats de scan), voici le placement recommandé :</w:t>
+        <w:t>Les Figures 1 à 12 de ce document sont déjà en place : les Figures 1 à 6 sont des captures de terminal (mise en place, section 2) et les Figures 7 à 12 des captures de l'interface web. Si vous reprenez vos propres captures (par exemple avec vos vraies réponses IA ou vos propres résultats de scan), voici le placement recommandé :</w:t>
       </w:r>
     </w:p>
     <w:tbl>
@@ -1165,7 +1618,7 @@
           </w:tcPr>
           <w:p>
             <w:r>
-              <w:t>Section 1 ou 2, après la présentation (remplace Figure 1)</w:t>
+              <w:t>Section 4.1 (remplace Figure 7)</w:t>
             </w:r>
           </w:p>
         </w:tc>
@@ -1197,7 +1650,7 @@
           </w:tcPr>
           <w:p>
             <w:r>
-              <w:t>Section 3.2 (remplace Figure 2) et idéalement en page de titre ou début de section 2</w:t>
+              <w:t>Section 4.2 (remplace Figure 8) et idéalement en page de titre ou début de section 3</w:t>
             </w:r>
           </w:p>
         </w:tc>
@@ -1229,7 +1682,7 @@
           </w:tcPr>
           <w:p>
             <w:r>
-              <w:t>Section 3.3 (remplace Figure 3), juste après l'étape 4 du tableau de fonctionnement</w:t>
+              <w:t>Section 4.3 (remplace Figure 9), juste après l'étape 4 du tableau de fonctionnement</w:t>
             </w:r>
           </w:p>
         </w:tc>
@@ -1261,7 +1714,7 @@
           </w:tcPr>
           <w:p>
             <w:r>
-              <w:t>Section 3.4 (remplace Figure 4) — facultatif</w:t>
+              <w:t>Section 4.4 (remplace Figure 10) — facultatif</w:t>
             </w:r>
           </w:p>
         </w:tc>
@@ -1293,7 +1746,7 @@
           </w:tcPr>
           <w:p>
             <w:r>
-              <w:t>Section 3.5 (remplace Figure 5) — facultatif</w:t>
+              <w:t>Section 4.5 (remplace Figure 11) — facultatif</w:t>
             </w:r>
           </w:p>
         </w:tc>
@@ -1325,7 +1778,7 @@
           </w:tcPr>
           <w:p>
             <w:r>
-              <w:t>Section 5 (Sécurité) — remplace Figure 6</w:t>
+              <w:t>Section 6 (Sécurité) — remplace Figure 12</w:t>
             </w:r>
           </w:p>
         </w:tc>
@@ -1357,7 +1810,7 @@
           </w:tcPr>
           <w:p>
             <w:r>
-              <w:t>Section 5 ou annexe de dépannage — facultatif</w:t>
+              <w:t>Section 6 ou annexe de dépannage — facultatif</w:t>
             </w:r>
           </w:p>
         </w:tc>
@@ -1412,7 +1865,7 @@
         <w:pStyle w:val="ListBullet"/>
       </w:pPr>
       <w:r>
-        <w:t>Garder les captures dans l'ordre de compréhension : global → détail → preuve IA → sécurité.</w:t>
+        <w:t>Garder les captures dans l'ordre de compréhension : mise en place → global → détail → preuve IA → sécurité.</w:t>
       </w:r>
     </w:p>
     <w:p>
@@ -1421,7 +1874,7 @@
           <w:b/>
           <w:highlight w:val="yellow"/>
         </w:rPr>
-        <w:t>〔 À INSÉRER ICI 〕 Capture de VOTRE scan réel avec la vraie réponse de l'IA (les Figures 2 et 3 de ce document utilisent une synthèse simulée pour la documentation : remplacez-les par vos résultats réels obtenus avec votre clé GROQ_API_KEY).</w:t>
+        <w:t>〔 À INSÉRER ICI 〕 Capture de VOTRE scan réel avec la vraie réponse de l'IA (les Figures 8 et 9 de ce document utilisent une synthèse simulée pour la documentation : remplacez-les par vos résultats réels obtenus avec votre clé GROQ_API_KEY).</w:t>
       </w:r>
     </w:p>
     <w:p>
